--- a/print/letter/label-maker--secret-code-labels.docx
+++ b/print/letter/label-maker--secret-code-labels.docx
@@ -2,7 +2,7 @@
 <file path=word/document.xml><?xml version="1.0" encoding="utf-8"?>
 <w:document xmlns:w="http://schemas.openxmlformats.org/wordprocessingml/2006/main" xmlns:m="http://schemas.openxmlformats.org/officeDocument/2006/math" xmlns:r="http://schemas.openxmlformats.org/officeDocument/2006/relationships" xmlns:o="urn:schemas-microsoft-com:office:office" xmlns:v="urn:schemas-microsoft-com:vml" xmlns:w10="urn:schemas-microsoft-com:office:word" xmlns:a="http://schemas.openxmlformats.org/drawingml/2006/main" xmlns:pic="http://schemas.openxmlformats.org/drawingml/2006/picture" xmlns:wp="http://schemas.openxmlformats.org/drawingml/2006/wordprocessingDrawing">
   <w:body>
-    <w:bookmarkStart w:id="40" w:name="X0b1ec1ee6c56f3eb90e6769b384b27f9d796550"/>
+    <w:bookmarkStart w:id="43" w:name="X0b1ec1ee6c56f3eb90e6769b384b27f9d796550"/>
     <w:p>
       <w:pPr>
         <w:pStyle w:val="Heading1"/>
@@ -15,56 +15,18 @@
       <w:pPr>
         <w:pStyle w:val="FirstParagraph"/>
       </w:pPr>
-      <w:r>
-        <w:t xml:space="preserve">⏱️</w:t>
-      </w:r>
-      <w:r>
-        <w:t xml:space="preserve"> </w:t>
-      </w:r>
       <w:r>
         <w:rPr>
           <w:bCs/>
           <w:b/>
         </w:rPr>
-        <w:t xml:space="preserve">20 min</w:t>
-      </w:r>
-      <w:r>
-        <w:t xml:space="preserve"> </w:t>
-      </w:r>
-      <w:r>
-        <w:t xml:space="preserve">· 🧽 Cleanup</w:t>
-      </w:r>
-      <w:r>
-        <w:t xml:space="preserve"> </w:t>
-      </w:r>
-      <w:r>
-        <w:rPr>
-          <w:bCs/>
-          <w:b/>
-        </w:rPr>
-        <w:t xml:space="preserve">$</w:t>
-      </w:r>
-      <w:r>
-        <w:t xml:space="preserve"> </w:t>
-      </w:r>
-      <w:r>
-        <w:t xml:space="preserve">(Quick wipe (2 min) 🧻) · 👧 Ages</w:t>
-      </w:r>
-      <w:r>
-        <w:t xml:space="preserve"> </w:t>
-      </w:r>
-      <w:r>
-        <w:rPr>
-          <w:bCs/>
-          <w:b/>
-        </w:rPr>
-        <w:t xml:space="preserve">6+</w:t>
-      </w:r>
-      <w:r>
-        <w:t xml:space="preserve"> </w:t>
-      </w:r>
-      <w:r>
-        <w:t xml:space="preserve">· ✏️ Table</w:t>
+        <w:t xml:space="preserve">⏳ Medium · 25 min</w:t>
+      </w:r>
+      <w:r>
+        <w:t xml:space="preserve"> </w:t>
+      </w:r>
+      <w:r>
+        <w:t xml:space="preserve">· ✨ No cleanup · 🤫 Silent · 🏠 Indoor · 👤👥 Solo or group · 🎂 Ages 6–11+</w:t>
       </w:r>
     </w:p>
     <w:p>
@@ -386,28 +348,65 @@
     </w:p>
     <w:bookmarkEnd w:id="26"/>
     <w:bookmarkEnd w:id="27"/>
-    <w:bookmarkStart w:id="31" w:name="X90575d67fe14a03ef1898ae2a832688b148a116"/>
+    <w:bookmarkStart w:id="34" w:name="X67012d8413f3110ab14b8e2014e44e49739ed72"/>
     <w:p>
       <w:pPr>
         <w:pStyle w:val="Heading2"/>
       </w:pPr>
       <w:r>
-        <w:t xml:space="preserve">🌟 Level Up</w:t>
-      </w:r>
-    </w:p>
-    <w:bookmarkStart w:id="28" w:name="X00bf405dca48c2fef4662d299a4987c97da567a"/>
+        <w:t xml:space="preserve">🎚️ By Age</w:t>
+      </w:r>
+    </w:p>
+    <w:p>
+      <w:pPr>
+        <w:pStyle w:val="FirstParagraph"/>
+      </w:pPr>
+      <w:r>
+        <w:t xml:space="preserve">🎂 Pick the age. Every age can do the main steps — this is the</w:t>
+      </w:r>
+      <w:r>
+        <w:t xml:space="preserve"> </w:t>
+      </w:r>
+      <w:r>
+        <w:rPr>
+          <w:bCs/>
+          <w:b/>
+        </w:rPr>
+        <w:t xml:space="preserve">extra challenge</w:t>
+      </w:r>
+      <w:r>
+        <w:t xml:space="preserve">.</w:t>
+      </w:r>
+    </w:p>
+    <w:bookmarkStart w:id="28" w:name="Xd9a988c13166dcb49a5852075871601ad97e5df"/>
     <w:p>
       <w:pPr>
         <w:pStyle w:val="Heading3"/>
       </w:pPr>
       <w:r>
-        <w:t xml:space="preserve">🥉 Easy — Backwards 🔙</w:t>
+        <w:t xml:space="preserve">6️⃣ Age 6</w:t>
       </w:r>
     </w:p>
     <w:p>
       <w:pPr>
         <w:pStyle w:val="FirstParagraph"/>
       </w:pPr>
+      <w:r>
+        <w:rPr>
+          <w:bCs/>
+          <w:b/>
+        </w:rPr>
+        <w:t xml:space="preserve">Backwards code</w:t>
+      </w:r>
+      <w:r>
+        <w:t xml:space="preserve"> </w:t>
+      </w:r>
+      <w:r>
+        <w:t xml:space="preserve">🔙</w:t>
+      </w:r>
+      <w:r>
+        <w:br/>
+      </w:r>
       <w:r>
         <w:t xml:space="preserve">Spell it backwards.</w:t>
       </w:r>
@@ -425,17 +424,39 @@
         <w:t xml:space="preserve"> </w:t>
       </w:r>
       <w:r>
-        <w:t xml:space="preserve">= CAT 🐱</w:t>
+        <w:t xml:space="preserve">= CAT 🐱 ·</w:t>
+      </w:r>
+      <w:r>
+        <w:t xml:space="preserve"> </w:t>
+      </w:r>
+      <w:r>
+        <w:rPr>
+          <w:bCs/>
+          <w:b/>
+        </w:rPr>
+        <w:t xml:space="preserve">GOD</w:t>
+      </w:r>
+      <w:r>
+        <w:t xml:space="preserve"> </w:t>
+      </w:r>
+      <w:r>
+        <w:t xml:space="preserve">= DOG 🐶</w:t>
+      </w:r>
+      <w:r>
+        <w:br/>
+      </w:r>
+      <w:r>
+        <w:t xml:space="preserve">Make 3 backwards labels.</w:t>
       </w:r>
     </w:p>
     <w:bookmarkEnd w:id="28"/>
-    <w:bookmarkStart w:id="29" w:name="X4810a2ea300edb83d51e099dc15d117b6d551f3"/>
+    <w:bookmarkStart w:id="29" w:name="X1dad34a091d90dc09f1f3b2f85b389fb95004f6"/>
     <w:p>
       <w:pPr>
         <w:pStyle w:val="Heading3"/>
       </w:pPr>
       <w:r>
-        <w:t xml:space="preserve">🥈 Medium — Number code 🔢</w:t>
+        <w:t xml:space="preserve">7️⃣ Age 7</w:t>
       </w:r>
     </w:p>
     <w:p>
@@ -443,10 +464,60 @@
         <w:pStyle w:val="FirstParagraph"/>
       </w:pPr>
       <w:r>
-        <w:t xml:space="preserve">A=1, B=2, C=3 … Z=26</w:t>
+        <w:t xml:space="preserve">Backwards code with longer words. Crack puzzle</w:t>
+      </w:r>
+      <w:r>
+        <w:t xml:space="preserve"> </w:t>
+      </w:r>
+      <w:r>
+        <w:rPr>
+          <w:bCs/>
+          <w:b/>
+        </w:rPr>
+        <w:t xml:space="preserve">#1</w:t>
+      </w:r>
+      <w:r>
+        <w:t xml:space="preserve"> </w:t>
+      </w:r>
+      <w:r>
+        <w:t xml:space="preserve">on the printable.</w:t>
+      </w:r>
+    </w:p>
+    <w:bookmarkEnd w:id="29"/>
+    <w:bookmarkStart w:id="30" w:name="X97592b81667438caff4f0ed360af5aa72e3327e"/>
+    <w:p>
+      <w:pPr>
+        <w:pStyle w:val="Heading3"/>
+      </w:pPr>
+      <w:r>
+        <w:t xml:space="preserve">8️⃣ Age 8</w:t>
+      </w:r>
+    </w:p>
+    <w:p>
+      <w:pPr>
+        <w:pStyle w:val="FirstParagraph"/>
+      </w:pPr>
+      <w:r>
+        <w:rPr>
+          <w:bCs/>
+          <w:b/>
+        </w:rPr>
+        <w:t xml:space="preserve">Number code</w:t>
+      </w:r>
+      <w:r>
+        <w:t xml:space="preserve"> </w:t>
+      </w:r>
+      <w:r>
+        <w:t xml:space="preserve">🔢</w:t>
       </w:r>
       <w:r>
         <w:br/>
+      </w:r>
+      <w:r>
+        <w:t xml:space="preserve">A=1, B=2, C=3 … Z=26.</w:t>
+      </w:r>
+      <w:r>
+        <w:t xml:space="preserve"> </w:t>
       </w:r>
       <w:r>
         <w:rPr>
@@ -461,23 +532,11 @@
       <w:r>
         <w:t xml:space="preserve">= CAT 🐱</w:t>
       </w:r>
-    </w:p>
-    <w:bookmarkEnd w:id="29"/>
-    <w:bookmarkStart w:id="30" w:name="Xa7981db82364764a214c67f6a7a12c1ee510971"/>
-    <w:p>
-      <w:pPr>
-        <w:pStyle w:val="Heading3"/>
-      </w:pPr>
-      <w:r>
-        <w:t xml:space="preserve">🥇 Hard — Jump 3 ⏩</w:t>
-      </w:r>
-    </w:p>
-    <w:p>
-      <w:pPr>
-        <w:pStyle w:val="FirstParagraph"/>
-      </w:pPr>
-      <w:r>
-        <w:t xml:space="preserve">Every letter jumps</w:t>
+      <w:r>
+        <w:br/>
+      </w:r>
+      <w:r>
+        <w:t xml:space="preserve">Crack puzzle</w:t>
       </w:r>
       <w:r>
         <w:t xml:space="preserve"> </w:t>
@@ -487,13 +546,44 @@
           <w:bCs/>
           <w:b/>
         </w:rPr>
-        <w:t xml:space="preserve">3</w:t>
-      </w:r>
-      <w:r>
-        <w:t xml:space="preserve"> </w:t>
-      </w:r>
-      <w:r>
-        <w:t xml:space="preserve">ahead: A→D, B→E, C→F</w:t>
+        <w:t xml:space="preserve">#2</w:t>
+      </w:r>
+      <w:r>
+        <w:t xml:space="preserve">. Write a message for someone.</w:t>
+      </w:r>
+    </w:p>
+    <w:bookmarkEnd w:id="30"/>
+    <w:bookmarkStart w:id="31" w:name="X708f460606dd1a76d0749f0618bc9d68251a2b7"/>
+    <w:p>
+      <w:pPr>
+        <w:pStyle w:val="Heading3"/>
+      </w:pPr>
+      <w:r>
+        <w:t xml:space="preserve">9️⃣ Age 9</w:t>
+      </w:r>
+    </w:p>
+    <w:p>
+      <w:pPr>
+        <w:pStyle w:val="FirstParagraph"/>
+      </w:pPr>
+      <w:r>
+        <w:rPr>
+          <w:bCs/>
+          <w:b/>
+        </w:rPr>
+        <w:t xml:space="preserve">Jump-3 code</w:t>
+      </w:r>
+      <w:r>
+        <w:t xml:space="preserve"> </w:t>
+      </w:r>
+      <w:r>
+        <w:t xml:space="preserve">⏩</w:t>
+      </w:r>
+      <w:r>
+        <w:br/>
+      </w:r>
+      <w:r>
+        <w:t xml:space="preserve">Every letter jumps 3 ahead: A→D, B→E, C→F … X→A, Y→B, Z→C</w:t>
       </w:r>
       <w:r>
         <w:br/>
@@ -509,24 +599,104 @@
         <w:t xml:space="preserve"> </w:t>
       </w:r>
       <w:r>
-        <w:t xml:space="preserve">= CAT 🐱</w:t>
+        <w:t xml:space="preserve">= CAT 🐱 Crack puzzle</w:t>
+      </w:r>
+      <w:r>
+        <w:t xml:space="preserve"> </w:t>
+      </w:r>
+      <w:r>
+        <w:rPr>
+          <w:bCs/>
+          <w:b/>
+        </w:rPr>
+        <w:t xml:space="preserve">#3</w:t>
+      </w:r>
+      <w:r>
+        <w:t xml:space="preserve">.</w:t>
+      </w:r>
+    </w:p>
+    <w:bookmarkEnd w:id="31"/>
+    <w:bookmarkStart w:id="32" w:name="X8171c026b6d3b019e037d636deb1627bab2ad11"/>
+    <w:p>
+      <w:pPr>
+        <w:pStyle w:val="Heading3"/>
+      </w:pPr>
+      <w:r>
+        <w:t xml:space="preserve">🔟 Age 10</w:t>
+      </w:r>
+    </w:p>
+    <w:p>
+      <w:pPr>
+        <w:pStyle w:val="FirstParagraph"/>
+      </w:pPr>
+      <w:r>
+        <w:rPr>
+          <w:bCs/>
+          <w:b/>
+        </w:rPr>
+        <w:t xml:space="preserve">Pick your own jump</w:t>
+      </w:r>
+      <w:r>
+        <w:t xml:space="preserve"> </w:t>
+      </w:r>
+      <w:r>
+        <w:t xml:space="preserve">🔑</w:t>
       </w:r>
       <w:r>
         <w:br/>
       </w:r>
       <w:r>
-        <w:t xml:space="preserve">(At the end, wrap around: X→A, Y→B, Z→C)</w:t>
-      </w:r>
-    </w:p>
-    <w:bookmarkEnd w:id="30"/>
-    <w:bookmarkEnd w:id="31"/>
-    <w:bookmarkStart w:id="32" w:name="X9cc3fda027b658f876f44d44ddc22905faccd4e"/>
-    <w:p>
-      <w:pPr>
-        <w:pStyle w:val="Heading2"/>
-      </w:pPr>
-      <w:r>
-        <w:t xml:space="preserve">🧠 Why It Works</w:t>
+        <w:t xml:space="preserve">Jump any number (1–25). Tell your partner the</w:t>
+      </w:r>
+      <w:r>
+        <w:t xml:space="preserve"> </w:t>
+      </w:r>
+      <w:r>
+        <w:rPr>
+          <w:bCs/>
+          <w:b/>
+        </w:rPr>
+        <w:t xml:space="preserve">key</w:t>
+      </w:r>
+      <w:r>
+        <w:t xml:space="preserve"> </w:t>
+      </w:r>
+      <w:r>
+        <w:t xml:space="preserve">number only.</w:t>
+      </w:r>
+      <w:r>
+        <w:br/>
+      </w:r>
+      <w:r>
+        <w:t xml:space="preserve">Can they crack it with the key?</w:t>
+      </w:r>
+    </w:p>
+    <w:bookmarkEnd w:id="32"/>
+    <w:bookmarkStart w:id="33" w:name="X02bfb3385b20ae9fc9ed6803eef42fea02d2b46"/>
+    <w:p>
+      <w:pPr>
+        <w:pStyle w:val="Heading3"/>
+      </w:pPr>
+      <w:r>
+        <w:t xml:space="preserve">🚀 Age 11+</w:t>
+      </w:r>
+    </w:p>
+    <w:p>
+      <w:pPr>
+        <w:pStyle w:val="FirstParagraph"/>
+      </w:pPr>
+      <w:r>
+        <w:rPr>
+          <w:bCs/>
+          <w:b/>
+        </w:rPr>
+        <w:t xml:space="preserve">Crack it with NO key</w:t>
+      </w:r>
+      <w:r>
+        <w:t xml:space="preserve"> </w:t>
+      </w:r>
+      <w:r>
+        <w:t xml:space="preserve">🧠</w:t>
       </w:r>
     </w:p>
     <w:p>
@@ -538,6 +708,75 @@
         <w:pStyle w:val="Compact"/>
       </w:pPr>
       <w:r>
+        <w:t xml:space="preserve">Brute force: try every jump, 1 to 25. One will make sense.</w:t>
+      </w:r>
+    </w:p>
+    <w:p>
+      <w:pPr>
+        <w:numPr>
+          <w:ilvl w:val="0"/>
+          <w:numId w:val="1002"/>
+        </w:numPr>
+        <w:pStyle w:val="Compact"/>
+      </w:pPr>
+      <w:r>
+        <w:t xml:space="preserve">Smarter: the most common letter in English is</w:t>
+      </w:r>
+      <w:r>
+        <w:t xml:space="preserve"> </w:t>
+      </w:r>
+      <w:r>
+        <w:rPr>
+          <w:bCs/>
+          <w:b/>
+        </w:rPr>
+        <w:t xml:space="preserve">E</w:t>
+      </w:r>
+      <w:r>
+        <w:t xml:space="preserve">. Find the most common code letter — it's probably E!</w:t>
+      </w:r>
+    </w:p>
+    <w:p>
+      <w:pPr>
+        <w:pStyle w:val="FirstParagraph"/>
+      </w:pPr>
+      <w:r>
+        <w:t xml:space="preserve">✍️ Write 3 sentences: why do passwords need to be</w:t>
+      </w:r>
+      <w:r>
+        <w:t xml:space="preserve"> </w:t>
+      </w:r>
+      <w:r>
+        <w:rPr>
+          <w:bCs/>
+          <w:b/>
+        </w:rPr>
+        <w:t xml:space="preserve">long</w:t>
+      </w:r>
+      <w:r>
+        <w:t xml:space="preserve">?</w:t>
+      </w:r>
+    </w:p>
+    <w:bookmarkEnd w:id="33"/>
+    <w:bookmarkEnd w:id="34"/>
+    <w:bookmarkStart w:id="35" w:name="X9cc3fda027b658f876f44d44ddc22905faccd4e"/>
+    <w:p>
+      <w:pPr>
+        <w:pStyle w:val="Heading2"/>
+      </w:pPr>
+      <w:r>
+        <w:t xml:space="preserve">🧠 Why It Works</w:t>
+      </w:r>
+    </w:p>
+    <w:p>
+      <w:pPr>
+        <w:numPr>
+          <w:ilvl w:val="0"/>
+          <w:numId w:val="1003"/>
+        </w:numPr>
+        <w:pStyle w:val="Compact"/>
+      </w:pPr>
+      <w:r>
         <w:t xml:space="preserve">🔐 Secret codes are called</w:t>
       </w:r>
       <w:r>
@@ -558,34 +797,12 @@
       <w:pPr>
         <w:numPr>
           <w:ilvl w:val="0"/>
-          <w:numId w:val="1002"/>
+          <w:numId w:val="1003"/>
         </w:numPr>
         <w:pStyle w:val="Compact"/>
       </w:pPr>
       <w:r>
         <w:t xml:space="preserve">🏛️ "Jump 3" is really old — Julius Caesar used it 2,000 years ago!</w:t>
-      </w:r>
-    </w:p>
-    <w:p>
-      <w:pPr>
-        <w:numPr>
-          <w:ilvl w:val="0"/>
-          <w:numId w:val="1002"/>
-        </w:numPr>
-        <w:pStyle w:val="Compact"/>
-      </w:pPr>
-      <w:r>
-        <w:t xml:space="preserve">💻 Computers use super-hard codes to protect passwords and money.</w:t>
-      </w:r>
-    </w:p>
-    <w:bookmarkEnd w:id="32"/>
-    <w:bookmarkStart w:id="33" w:name="X6763fabfd04f5c4a4d62b566a897dedd22150e7"/>
-    <w:p>
-      <w:pPr>
-        <w:pStyle w:val="Heading2"/>
-      </w:pPr>
-      <w:r>
-        <w:t xml:space="preserve">🛟 Grown-Up Notes</w:t>
       </w:r>
     </w:p>
     <w:p>
@@ -597,59 +814,17 @@
         <w:pStyle w:val="Compact"/>
       </w:pPr>
       <w:r>
-        <w:t xml:space="preserve">🔢 Number codes on a label maker: put a dash between numbers so they don't blur (3-1-20).</w:t>
-      </w:r>
-    </w:p>
-    <w:p>
-      <w:pPr>
-        <w:numPr>
-          <w:ilvl w:val="0"/>
-          <w:numId w:val="1003"/>
-        </w:numPr>
-        <w:pStyle w:val="Compact"/>
-      </w:pPr>
-      <w:r>
-        <w:t xml:space="preserve">📏 Long messages = frustration. 2–4 words is the sweet spot.</w:t>
-      </w:r>
-    </w:p>
-    <w:p>
-      <w:pPr>
-        <w:numPr>
-          <w:ilvl w:val="0"/>
-          <w:numId w:val="1003"/>
-        </w:numPr>
-        <w:pStyle w:val="Compact"/>
-      </w:pPr>
-      <w:r>
-        <w:t xml:space="preserve">✂️ The decoder strips below can be cut out and taped together into a long strip.</w:t>
-      </w:r>
-    </w:p>
-    <w:bookmarkEnd w:id="33"/>
-    <w:bookmarkStart w:id="34" w:name="X1e8c337912f0193a41fd873cd12ea5fd283b9ee"/>
+        <w:t xml:space="preserve">💻 Computers use super-hard codes to protect passwords and money.</w:t>
+      </w:r>
+    </w:p>
+    <w:bookmarkEnd w:id="35"/>
+    <w:bookmarkStart w:id="36" w:name="X6763fabfd04f5c4a4d62b566a897dedd22150e7"/>
     <w:p>
       <w:pPr>
         <w:pStyle w:val="Heading2"/>
       </w:pPr>
       <w:r>
-        <w:t xml:space="preserve">🧽 Cleanup</w:t>
-      </w:r>
-    </w:p>
-    <w:p>
-      <w:pPr>
-        <w:pStyle w:val="FirstParagraph"/>
-      </w:pPr>
-      <w:r>
-        <w:rPr>
-          <w:bCs/>
-          <w:b/>
-        </w:rPr>
-        <w:t xml:space="preserve">$</w:t>
-      </w:r>
-      <w:r>
-        <w:t xml:space="preserve"> </w:t>
-      </w:r>
-      <w:r>
-        <w:t xml:space="preserve">— nothing</w:t>
+        <w:t xml:space="preserve">🛟 Grown-Up Notes</w:t>
       </w:r>
     </w:p>
     <w:p>
@@ -661,7 +836,7 @@
         <w:pStyle w:val="Compact"/>
       </w:pPr>
       <w:r>
-        <w:t xml:space="preserve">☐ 🟨 Collect code labels</w:t>
+        <w:t xml:space="preserve">🔢 Number codes on a label maker: put a dash between numbers so they don't blur (3-1-20).</w:t>
       </w:r>
     </w:p>
     <w:p>
@@ -673,11 +848,65 @@
         <w:pStyle w:val="Compact"/>
       </w:pPr>
       <w:r>
+        <w:t xml:space="preserve">📏 Long messages = frustration. 2–4 words is the sweet spot.</w:t>
+      </w:r>
+    </w:p>
+    <w:p>
+      <w:pPr>
+        <w:numPr>
+          <w:ilvl w:val="0"/>
+          <w:numId w:val="1004"/>
+        </w:numPr>
+        <w:pStyle w:val="Compact"/>
+      </w:pPr>
+      <w:r>
+        <w:t xml:space="preserve">✂️ The decoder strips below can be cut out and taped together into a long strip.</w:t>
+      </w:r>
+    </w:p>
+    <w:bookmarkEnd w:id="36"/>
+    <w:bookmarkStart w:id="37" w:name="X1e8c337912f0193a41fd873cd12ea5fd283b9ee"/>
+    <w:p>
+      <w:pPr>
+        <w:pStyle w:val="Heading2"/>
+      </w:pPr>
+      <w:r>
+        <w:t xml:space="preserve">🧽 Cleanup</w:t>
+      </w:r>
+    </w:p>
+    <w:p>
+      <w:pPr>
+        <w:pStyle w:val="FirstParagraph"/>
+      </w:pPr>
+      <w:r>
+        <w:t xml:space="preserve">nothing</w:t>
+      </w:r>
+    </w:p>
+    <w:p>
+      <w:pPr>
+        <w:numPr>
+          <w:ilvl w:val="0"/>
+          <w:numId w:val="1005"/>
+        </w:numPr>
+        <w:pStyle w:val="Compact"/>
+      </w:pPr>
+      <w:r>
+        <w:t xml:space="preserve">☐ 🟨 Collect code labels</w:t>
+      </w:r>
+    </w:p>
+    <w:p>
+      <w:pPr>
+        <w:numPr>
+          <w:ilvl w:val="0"/>
+          <w:numId w:val="1005"/>
+        </w:numPr>
+        <w:pStyle w:val="Compact"/>
+      </w:pPr>
+      <w:r>
         <w:t xml:space="preserve">☐ 📋 Keep the decoder in a "top secret" folder 🗂️</w:t>
       </w:r>
     </w:p>
-    <w:bookmarkEnd w:id="34"/>
-    <w:bookmarkStart w:id="39" w:name="X50cf555741e6e45190901c440e88d3230da7c1a"/>
+    <w:bookmarkEnd w:id="37"/>
+    <w:bookmarkStart w:id="42" w:name="X50cf555741e6e45190901c440e88d3230da7c1a"/>
     <w:p>
       <w:pPr>
         <w:pStyle w:val="Heading2"/>
@@ -687,7 +916,7 @@
         <w:t xml:space="preserve">🖨️ Printable</w:t>
       </w:r>
     </w:p>
-    <w:bookmarkStart w:id="35" w:name="X681e1acb5ceae606b8630bbfb8ce7e46c00eeee"/>
+    <w:bookmarkStart w:id="38" w:name="X681e1acb5ceae606b8630bbfb8ce7e46c00eeee"/>
     <w:p>
       <w:pPr>
         <w:pStyle w:val="Heading3"/>
@@ -1449,8 +1678,8 @@
         </w:tc>
       </w:tr>
     </w:tbl>
-    <w:bookmarkEnd w:id="35"/>
-    <w:bookmarkStart w:id="36" w:name="Xc8b3a3de33e4a2b029bb44bfac7a7990abb79a6"/>
+    <w:bookmarkEnd w:id="38"/>
+    <w:bookmarkStart w:id="39" w:name="Xc8b3a3de33e4a2b029bb44bfac7a7990abb79a6"/>
     <w:p>
       <w:pPr>
         <w:pStyle w:val="Heading3"/>
@@ -2212,8 +2441,8 @@
         </w:tc>
       </w:tr>
     </w:tbl>
-    <w:bookmarkEnd w:id="36"/>
-    <w:bookmarkStart w:id="37" w:name="X69016443f31d5a93418ad176673d46e7f7526fe"/>
+    <w:bookmarkEnd w:id="39"/>
+    <w:bookmarkStart w:id="40" w:name="X69016443f31d5a93418ad176673d46e7f7526fe"/>
     <w:p>
       <w:pPr>
         <w:pStyle w:val="Heading3"/>
@@ -2226,7 +2455,7 @@
       <w:pPr>
         <w:numPr>
           <w:ilvl w:val="0"/>
-          <w:numId w:val="1005"/>
+          <w:numId w:val="1006"/>
         </w:numPr>
         <w:pStyle w:val="Compact"/>
       </w:pPr>
@@ -2254,7 +2483,7 @@
       <w:pPr>
         <w:numPr>
           <w:ilvl w:val="0"/>
-          <w:numId w:val="1005"/>
+          <w:numId w:val="1006"/>
         </w:numPr>
         <w:pStyle w:val="Compact"/>
       </w:pPr>
@@ -2282,7 +2511,7 @@
       <w:pPr>
         <w:numPr>
           <w:ilvl w:val="0"/>
-          <w:numId w:val="1005"/>
+          <w:numId w:val="1006"/>
         </w:numPr>
         <w:pStyle w:val="Compact"/>
       </w:pPr>
@@ -2306,8 +2535,8 @@
         <w:t xml:space="preserve">= ______________</w:t>
       </w:r>
     </w:p>
-    <w:bookmarkEnd w:id="37"/>
-    <w:bookmarkStart w:id="38" w:name="X21dedac7ffeaaea2e99015094fada9a318f6567"/>
+    <w:bookmarkEnd w:id="40"/>
+    <w:bookmarkStart w:id="41" w:name="X21dedac7ffeaaea2e99015094fada9a318f6567"/>
     <w:p>
       <w:pPr>
         <w:pStyle w:val="Heading3"/>
@@ -2338,9 +2567,9 @@
         <w:t xml:space="preserve">🙃 Answers: 1 SILVER · 2 MAGIC · 3 TAPE</w:t>
       </w:r>
     </w:p>
-    <w:bookmarkEnd w:id="38"/>
-    <w:bookmarkEnd w:id="39"/>
-    <w:bookmarkEnd w:id="40"/>
+    <w:bookmarkEnd w:id="41"/>
+    <w:bookmarkEnd w:id="42"/>
+    <w:bookmarkEnd w:id="43"/>
     <w:sectPr>
       <w:pgSz w:h="15840" w:w="12240"/>
       <w:pgMar w:bottom="864" w:left="864" w:right="864" w:top="864"/>
@@ -2627,6 +2856,9 @@
     <w:abstractNumId w:val="991"/>
   </w:num>
   <w:num w:numId="1005">
+    <w:abstractNumId w:val="991"/>
+  </w:num>
+  <w:num w:numId="1006">
     <w:abstractNumId w:val="99411"/>
     <w:lvlOverride w:ilvl="0">
       <w:startOverride w:val="1"/>
